--- a/flow/20230914_vu_template/drafts/2024-03-g/03-НД-Гл.7- мч. Євтропія.docx
+++ b/flow/20230914_vu_template/drafts/2024-03-g/03-НД-Гл.7- мч. Євтропія.docx
@@ -7668,37 +7668,43 @@
           <w:i/>
           <w:color w:val="FF0000"/>
           <w:sz w:val="24"/>
-          <w:highlight w:val="yellow"/>
-        </w:rPr>
-        <w:t>Богородичний (</w:t>
+        </w:rPr>
+        <w:t xml:space="preserve">Богородичний (г. 7): </w:t>
       </w:r>
       <w:r>
         <w:rPr>
           <w:rFonts w:ascii="Times New Roman" w:hAnsi="Times New Roman"/>
-          <w:i/>
-          <w:color w:val="FF0000"/>
-          <w:sz w:val="24"/>
-          <w:highlight w:val="yellow"/>
-        </w:rPr>
-        <w:t>г. 7</w:t>
+          <w:sz w:val="24"/>
+        </w:rPr>
+        <w:t xml:space="preserve">Як на скарбницю нашого воскресіння,* надіємось на тебе, </w:t>
       </w:r>
       <w:r>
         <w:rPr>
           <w:rFonts w:ascii="Times New Roman" w:hAnsi="Times New Roman"/>
-          <w:i/>
-          <w:color w:val="FF0000"/>
-          <w:sz w:val="24"/>
-          <w:highlight w:val="yellow"/>
-        </w:rPr>
-        <w:t xml:space="preserve">): </w:t>
+          <w:sz w:val="24"/>
+        </w:rPr>
+        <w:t>Всехвальна</w:t>
       </w:r>
       <w:r>
         <w:rPr>
           <w:rFonts w:ascii="Times New Roman" w:hAnsi="Times New Roman"/>
           <w:sz w:val="24"/>
-          <w:highlight w:val="yellow"/>
-        </w:rPr>
-        <w:t>Ти, що благословенною назвав свою Матір,* добровільно прийшов на страждання* і засяяв на хресті, бажаючи віднайти Адама,* і до ангелів промовив: Радійте зі мною,* бо знайшлася загублена драхма!* Все мудро ти упорядив, Боже наш, – слава тобі!</w:t>
+        </w:rPr>
+        <w:t xml:space="preserve">,* тож виведи нас з ями й безодні прогріхів,* бо ти спасла підлеглих гріхам,* породивши наше Спасіння.* Як перед народженням ти була Діва,* так і в </w:t>
+      </w:r>
+      <w:r>
+        <w:rPr>
+          <w:rFonts w:ascii="Times New Roman" w:hAnsi="Times New Roman"/>
+          <w:sz w:val="24"/>
+        </w:rPr>
+        <w:t>родженні</w:t>
+      </w:r>
+      <w:r>
+        <w:rPr>
+          <w:rFonts w:ascii="Times New Roman" w:hAnsi="Times New Roman"/>
+          <w:sz w:val="24"/>
+        </w:rPr>
+        <w:t xml:space="preserve"> і по народженні,* залишилась Дівою.</w:t>
       </w:r>
     </w:p>
     <w:p>
@@ -8019,7 +8025,7 @@
           <w:rFonts w:ascii="Times New Roman" w:hAnsi="Times New Roman"/>
           <w:sz w:val="24"/>
         </w:rPr>
-        <w:t xml:space="preserve"> Христос, істинний Бог наш, молитвами пречистої своєї Матері, святого отця нашого Миколая, архиєпископа, мирлікійського чудотворця, святих, славних і всехвальних апостолів, святого, </w:t>
+        <w:t xml:space="preserve"> Христос, що воскрес із мертвих, істинний Бог наш, молитвами пречистої своєї Матері, святих, славних і всехвальних апостолів, святого, </w:t>
       </w:r>
       <w:r>
         <w:rPr>
@@ -12375,37 +12381,43 @@
           <w:i/>
           <w:color w:val="FF0000"/>
           <w:sz w:val="24"/>
-          <w:highlight w:val="yellow"/>
-        </w:rPr>
-        <w:t>Богородичний (</w:t>
+        </w:rPr>
+        <w:t xml:space="preserve">Богородичний (г. 7): </w:t>
       </w:r>
       <w:r>
         <w:rPr>
           <w:rFonts w:ascii="Times New Roman" w:hAnsi="Times New Roman"/>
-          <w:i/>
-          <w:color w:val="FF0000"/>
-          <w:sz w:val="24"/>
-          <w:highlight w:val="yellow"/>
-        </w:rPr>
-        <w:t>г. 7</w:t>
+          <w:sz w:val="24"/>
+        </w:rPr>
+        <w:t xml:space="preserve">Як на скарбницю нашого воскресіння,* надіємось на тебе, </w:t>
       </w:r>
       <w:r>
         <w:rPr>
           <w:rFonts w:ascii="Times New Roman" w:hAnsi="Times New Roman"/>
-          <w:i/>
-          <w:color w:val="FF0000"/>
-          <w:sz w:val="24"/>
-          <w:highlight w:val="yellow"/>
-        </w:rPr>
-        <w:t xml:space="preserve">): </w:t>
+          <w:sz w:val="24"/>
+        </w:rPr>
+        <w:t>Всехвальна</w:t>
       </w:r>
       <w:r>
         <w:rPr>
           <w:rFonts w:ascii="Times New Roman" w:hAnsi="Times New Roman"/>
           <w:sz w:val="24"/>
-          <w:highlight w:val="yellow"/>
-        </w:rPr>
-        <w:t>Коли Гавриїл звістив тобі, Діво: Радуйся!* – то з цим голосом прийняв тіло Владика в тобі, святім кивоті,* як мовив праведний Давид,* і ти з'явилася просторішою небес, носивши Творця свого.* Слава тому, що поселився в тобі!* Слава тому, що вийшов з тебе!* Слава тому, що визволив нас народженням твоїм!</w:t>
+        </w:rPr>
+        <w:t xml:space="preserve">,* тож виведи нас з ями й безодні прогріхів,* бо ти спасла підлеглих гріхам,* породивши наше Спасіння.* Як перед народженням ти була Діва,* так і в </w:t>
+      </w:r>
+      <w:r>
+        <w:rPr>
+          <w:rFonts w:ascii="Times New Roman" w:hAnsi="Times New Roman"/>
+          <w:sz w:val="24"/>
+        </w:rPr>
+        <w:t>родженні</w:t>
+      </w:r>
+      <w:r>
+        <w:rPr>
+          <w:rFonts w:ascii="Times New Roman" w:hAnsi="Times New Roman"/>
+          <w:sz w:val="24"/>
+        </w:rPr>
+        <w:t xml:space="preserve"> і по народженні,* залишилась Дівою.</w:t>
       </w:r>
     </w:p>
     <w:p>
@@ -24382,7 +24394,7 @@
           <w:rFonts w:ascii="Times New Roman" w:hAnsi="Times New Roman"/>
           <w:sz w:val="24"/>
         </w:rPr>
-        <w:t xml:space="preserve"> Христос, істинний Бог наш, молитвами пречистої своєї Матері, святого отця нашого Миколая, архиєпископа, мирлікійського чудотворця, святих, славних і всехвальних апостолів, святого, </w:t>
+        <w:t xml:space="preserve"> Христос, що воскрес із мертвих, істинний Бог наш, молитвами пречистої своєї Матері, святих, славних і всехвальних апостолів, святого, </w:t>
       </w:r>
       <w:r>
         <w:rPr>
